--- a/assignmengt1 summary and cv.docx
+++ b/assignmengt1 summary and cv.docx
@@ -4250,66 +4250,6 @@
               </mc:Fallback>
             </mc:AlternateContent>
           </w:r>
-          <w:r>
-            <w:rPr>
-              <w:noProof/>
-            </w:rPr>
-            <w:drawing>
-              <wp:anchor distT="0" distB="0" distL="114300" distR="114300" simplePos="0" relativeHeight="251664384" behindDoc="0" locked="0" layoutInCell="1" allowOverlap="1" wp14:anchorId="26E5AA41" wp14:editId="53C14D9D">
-                <wp:simplePos x="0" y="0"/>
-                <wp:positionH relativeFrom="margin">
-                  <wp:posOffset>409575</wp:posOffset>
-                </wp:positionH>
-                <wp:positionV relativeFrom="margin">
-                  <wp:posOffset>961390</wp:posOffset>
-                </wp:positionV>
-                <wp:extent cx="5470525" cy="2711450"/>
-                <wp:effectExtent l="0" t="0" r="0" b="0"/>
-                <wp:wrapSquare wrapText="bothSides"/>
-                <wp:docPr id="36" name="Picture 36"/>
-                <wp:cNvGraphicFramePr>
-                  <a:graphicFrameLocks xmlns:a="http://schemas.openxmlformats.org/drawingml/2006/main" noChangeAspect="1"/>
-                </wp:cNvGraphicFramePr>
-                <a:graphic xmlns:a="http://schemas.openxmlformats.org/drawingml/2006/main">
-                  <a:graphicData uri="http://schemas.openxmlformats.org/drawingml/2006/picture">
-                    <pic:pic xmlns:pic="http://schemas.openxmlformats.org/drawingml/2006/picture">
-                      <pic:nvPicPr>
-                        <pic:cNvPr id="36" name="logo-vector-university-of-bedfordshire.webp"/>
-                        <pic:cNvPicPr/>
-                      </pic:nvPicPr>
-                      <pic:blipFill>
-                        <a:blip r:embed="rId8">
-                          <a:extLst>
-                            <a:ext uri="{28A0092B-C50C-407E-A947-70E740481C1C}">
-                              <a14:useLocalDpi xmlns:a14="http://schemas.microsoft.com/office/drawing/2010/main" val="0"/>
-                            </a:ext>
-                          </a:extLst>
-                        </a:blip>
-                        <a:stretch>
-                          <a:fillRect/>
-                        </a:stretch>
-                      </pic:blipFill>
-                      <pic:spPr>
-                        <a:xfrm>
-                          <a:off x="0" y="0"/>
-                          <a:ext cx="5470525" cy="2711450"/>
-                        </a:xfrm>
-                        <a:prstGeom prst="rect">
-                          <a:avLst/>
-                        </a:prstGeom>
-                      </pic:spPr>
-                    </pic:pic>
-                  </a:graphicData>
-                </a:graphic>
-                <wp14:sizeRelH relativeFrom="margin">
-                  <wp14:pctWidth>0</wp14:pctWidth>
-                </wp14:sizeRelH>
-                <wp14:sizeRelV relativeFrom="margin">
-                  <wp14:pctHeight>0</wp14:pctHeight>
-                </wp14:sizeRelV>
-              </wp:anchor>
-            </w:drawing>
-          </w:r>
         </w:p>
         <w:p>
           <w:pPr>
@@ -4360,6 +4300,69 @@
               <w:szCs w:val="24"/>
             </w:rPr>
           </w:pPr>
+          <w:r>
+            <w:rPr>
+              <w:rFonts w:ascii="Times New Roman" w:eastAsia="Times New Roman" w:hAnsi="Times New Roman" w:cs="Times New Roman"/>
+              <w:noProof/>
+              <w:sz w:val="24"/>
+              <w:szCs w:val="24"/>
+            </w:rPr>
+            <w:drawing>
+              <wp:anchor distT="0" distB="0" distL="114300" distR="114300" simplePos="0" relativeHeight="251662336" behindDoc="0" locked="0" layoutInCell="1" allowOverlap="1">
+                <wp:simplePos x="0" y="0"/>
+                <wp:positionH relativeFrom="margin">
+                  <wp:posOffset>787400</wp:posOffset>
+                </wp:positionH>
+                <wp:positionV relativeFrom="margin">
+                  <wp:posOffset>1308100</wp:posOffset>
+                </wp:positionV>
+                <wp:extent cx="4902200" cy="2171700"/>
+                <wp:effectExtent l="0" t="0" r="0" b="0"/>
+                <wp:wrapSquare wrapText="bothSides"/>
+                <wp:docPr id="41" name="Picture 41"/>
+                <wp:cNvGraphicFramePr>
+                  <a:graphicFrameLocks xmlns:a="http://schemas.openxmlformats.org/drawingml/2006/main" noChangeAspect="1"/>
+                </wp:cNvGraphicFramePr>
+                <a:graphic xmlns:a="http://schemas.openxmlformats.org/drawingml/2006/main">
+                  <a:graphicData uri="http://schemas.openxmlformats.org/drawingml/2006/picture">
+                    <pic:pic xmlns:pic="http://schemas.openxmlformats.org/drawingml/2006/picture">
+                      <pic:nvPicPr>
+                        <pic:cNvPr id="41" name="Screenshot 2026-10-04 100301.png"/>
+                        <pic:cNvPicPr/>
+                      </pic:nvPicPr>
+                      <pic:blipFill>
+                        <a:blip r:embed="rId8">
+                          <a:extLst>
+                            <a:ext uri="{28A0092B-C50C-407E-A947-70E740481C1C}">
+                              <a14:useLocalDpi xmlns:a14="http://schemas.microsoft.com/office/drawing/2010/main" val="0"/>
+                            </a:ext>
+                          </a:extLst>
+                        </a:blip>
+                        <a:stretch>
+                          <a:fillRect/>
+                        </a:stretch>
+                      </pic:blipFill>
+                      <pic:spPr>
+                        <a:xfrm>
+                          <a:off x="0" y="0"/>
+                          <a:ext cx="4902200" cy="2171700"/>
+                        </a:xfrm>
+                        <a:prstGeom prst="rect">
+                          <a:avLst/>
+                        </a:prstGeom>
+                      </pic:spPr>
+                    </pic:pic>
+                  </a:graphicData>
+                </a:graphic>
+                <wp14:sizeRelH relativeFrom="margin">
+                  <wp14:pctWidth>0</wp14:pctWidth>
+                </wp14:sizeRelH>
+                <wp14:sizeRelV relativeFrom="margin">
+                  <wp14:pctHeight>0</wp14:pctHeight>
+                </wp14:sizeRelV>
+              </wp:anchor>
+            </w:drawing>
+          </w:r>
           <w:r>
             <w:rPr>
               <w:noProof/>
@@ -4786,7 +4789,15 @@
           <w:sz w:val="24"/>
           <w:szCs w:val="24"/>
         </w:rPr>
-        <w:t xml:space="preserve"> it ahead of examinations. This is particularly significant for Computing students, who are required to master theoretical concepts as well as a range of practical skills, such as programming, database design, web development and problem-solving. Ineffective study habits, such as reading notes repeatedly without testing understanding, can make studying less effective. Research suggests that active learning strategies can improve retention, comprehension and higher-order thinking (</w:t>
+        <w:t xml:space="preserve"> it ahead of examinations. This is particularly significant for Computing students, who are required to master theoretical concepts as well as a range of practical skills, such as programming, database design, web development and problem-solving. Ineffective study habits, such as reading notes repeatedly without testing understanding, can make studying less effective. Research suggests that active learning strategies can improve retention, comprehension and h</w:t>
+      </w:r>
+      <w:r>
+        <w:rPr>
+          <w:rFonts w:ascii="Times New Roman" w:hAnsi="Times New Roman" w:cs="Times New Roman"/>
+          <w:sz w:val="24"/>
+          <w:szCs w:val="24"/>
+        </w:rPr>
+        <w:t>igher-order thinking (</w:t>
       </w:r>
       <w:proofErr w:type="spellStart"/>
       <w:r>
@@ -4795,7 +4806,15 @@
           <w:sz w:val="24"/>
           <w:szCs w:val="24"/>
         </w:rPr>
-        <w:t>Wiklund-Hörnqvist</w:t>
+        <w:t>Wiklund-Ho</w:t>
+      </w:r>
+      <w:r>
+        <w:rPr>
+          <w:rFonts w:ascii="Times New Roman" w:hAnsi="Times New Roman" w:cs="Times New Roman"/>
+          <w:sz w:val="24"/>
+          <w:szCs w:val="24"/>
+        </w:rPr>
+        <w:t>rnqvist</w:t>
       </w:r>
       <w:proofErr w:type="spellEnd"/>
       <w:r>
@@ -4833,6 +4852,8 @@
         </w:rPr>
         <w:t>organised</w:t>
       </w:r>
+      <w:bookmarkStart w:id="0" w:name="_GoBack"/>
+      <w:bookmarkEnd w:id="0"/>
       <w:proofErr w:type="spellEnd"/>
       <w:r>
         <w:rPr>
@@ -5942,8 +5963,6 @@
           <w:szCs w:val="24"/>
         </w:rPr>
       </w:pPr>
-      <w:bookmarkStart w:id="0" w:name="_GoBack"/>
-      <w:bookmarkEnd w:id="0"/>
       <w:r>
         <w:rPr>
           <w:rFonts w:ascii="Times New Roman" w:eastAsia="Times New Roman" w:hAnsi="Times New Roman" w:cs="Times New Roman"/>
@@ -7000,7 +7019,7 @@
             <w:bCs/>
             <w:noProof/>
           </w:rPr>
-          <w:t>4</w:t>
+          <w:t>2</w:t>
         </w:r>
         <w:r>
           <w:rPr>
@@ -7198,15 +7217,15 @@
         <wp:anchor distT="0" distB="0" distL="114300" distR="114300" simplePos="0" relativeHeight="251661312" behindDoc="0" locked="0" layoutInCell="1" allowOverlap="1">
           <wp:simplePos x="0" y="0"/>
           <wp:positionH relativeFrom="margin">
-            <wp:posOffset>4941897</wp:posOffset>
+            <wp:posOffset>5003800</wp:posOffset>
           </wp:positionH>
-          <wp:positionV relativeFrom="margin">
-            <wp:posOffset>-824230</wp:posOffset>
+          <wp:positionV relativeFrom="page">
+            <wp:posOffset>139700</wp:posOffset>
           </wp:positionV>
-          <wp:extent cx="1535430" cy="742315"/>
-          <wp:effectExtent l="0" t="0" r="7620" b="635"/>
+          <wp:extent cx="1422400" cy="548640"/>
+          <wp:effectExtent l="0" t="0" r="6350" b="3810"/>
           <wp:wrapSquare wrapText="bothSides"/>
-          <wp:docPr id="39" name="Picture 39"/>
+          <wp:docPr id="40" name="Picture 40"/>
           <wp:cNvGraphicFramePr>
             <a:graphicFrameLocks xmlns:a="http://schemas.openxmlformats.org/drawingml/2006/main" noChangeAspect="1"/>
           </wp:cNvGraphicFramePr>
@@ -7214,7 +7233,7 @@
             <a:graphicData uri="http://schemas.openxmlformats.org/drawingml/2006/picture">
               <pic:pic xmlns:pic="http://schemas.openxmlformats.org/drawingml/2006/picture">
                 <pic:nvPicPr>
-                  <pic:cNvPr id="39" name="logo-vector-university-of-bedfordshire.webp"/>
+                  <pic:cNvPr id="40" name="Screenshot 2026-10-04 100301.png"/>
                   <pic:cNvPicPr/>
                 </pic:nvPicPr>
                 <pic:blipFill>
@@ -7232,7 +7251,7 @@
                 <pic:spPr>
                   <a:xfrm>
                     <a:off x="0" y="0"/>
-                    <a:ext cx="1535430" cy="742315"/>
+                    <a:ext cx="1422400" cy="548640"/>
                   </a:xfrm>
                   <a:prstGeom prst="rect">
                     <a:avLst/>

--- a/assignmengt1 summary and cv.docx
+++ b/assignmengt1 summary and cv.docx
@@ -4694,6 +4694,8 @@
           <w:szCs w:val="40"/>
         </w:rPr>
       </w:pPr>
+      <w:bookmarkStart w:id="0" w:name="_GoBack"/>
+      <w:bookmarkEnd w:id="0"/>
     </w:p>
     <w:p>
       <w:pPr>
@@ -4852,8 +4854,6 @@
         </w:rPr>
         <w:t>organised</w:t>
       </w:r>
-      <w:bookmarkStart w:id="0" w:name="_GoBack"/>
-      <w:bookmarkEnd w:id="0"/>
       <w:proofErr w:type="spellEnd"/>
       <w:r>
         <w:rPr>
@@ -7090,18 +7090,18 @@
         <w:noProof/>
       </w:rPr>
       <w:drawing>
-        <wp:anchor distT="0" distB="0" distL="114300" distR="114300" simplePos="0" relativeHeight="251659264" behindDoc="0" locked="0" layoutInCell="1" allowOverlap="1">
+        <wp:anchor distT="0" distB="0" distL="114300" distR="114300" simplePos="0" relativeHeight="251662336" behindDoc="0" locked="0" layoutInCell="1" allowOverlap="1">
           <wp:simplePos x="0" y="0"/>
           <wp:positionH relativeFrom="margin">
-            <wp:posOffset>4965700</wp:posOffset>
+            <wp:posOffset>4903942</wp:posOffset>
           </wp:positionH>
-          <wp:positionV relativeFrom="page">
-            <wp:posOffset>122446</wp:posOffset>
+          <wp:positionV relativeFrom="margin">
+            <wp:posOffset>-715645</wp:posOffset>
           </wp:positionV>
-          <wp:extent cx="1529080" cy="725170"/>
-          <wp:effectExtent l="0" t="0" r="0" b="0"/>
+          <wp:extent cx="1520190" cy="523875"/>
+          <wp:effectExtent l="0" t="0" r="3810" b="9525"/>
           <wp:wrapSquare wrapText="bothSides"/>
-          <wp:docPr id="33" name="Picture 33"/>
+          <wp:docPr id="34" name="Picture 34"/>
           <wp:cNvGraphicFramePr>
             <a:graphicFrameLocks xmlns:a="http://schemas.openxmlformats.org/drawingml/2006/main" noChangeAspect="1"/>
           </wp:cNvGraphicFramePr>
@@ -7109,7 +7109,7 @@
             <a:graphicData uri="http://schemas.openxmlformats.org/drawingml/2006/picture">
               <pic:pic xmlns:pic="http://schemas.openxmlformats.org/drawingml/2006/picture">
                 <pic:nvPicPr>
-                  <pic:cNvPr id="33" name="logo-vector-university-of-bedfordshire.webp"/>
+                  <pic:cNvPr id="34" name="Screenshot 2026-10-04 100301.png"/>
                   <pic:cNvPicPr/>
                 </pic:nvPicPr>
                 <pic:blipFill>
@@ -7127,7 +7127,7 @@
                 <pic:spPr>
                   <a:xfrm>
                     <a:off x="0" y="0"/>
-                    <a:ext cx="1529080" cy="725170"/>
+                    <a:ext cx="1520190" cy="523875"/>
                   </a:xfrm>
                   <a:prstGeom prst="rect">
                     <a:avLst/>
@@ -7150,7 +7150,7 @@
         <w:noProof/>
       </w:rPr>
       <w:drawing>
-        <wp:anchor distT="0" distB="0" distL="114300" distR="114300" simplePos="0" relativeHeight="251658240" behindDoc="0" locked="0" layoutInCell="1" allowOverlap="1">
+        <wp:anchor distT="0" distB="0" distL="114300" distR="114300" simplePos="0" relativeHeight="251658240" behindDoc="0" locked="0" layoutInCell="1" allowOverlap="1" wp14:anchorId="3D30B1B2" wp14:editId="101DDCA6">
           <wp:simplePos x="0" y="0"/>
           <wp:positionH relativeFrom="margin">
             <wp:posOffset>-409575</wp:posOffset>

--- a/assignmengt1 summary and cv.docx
+++ b/assignmengt1 summary and cv.docx
@@ -4694,8 +4694,6 @@
           <w:szCs w:val="40"/>
         </w:rPr>
       </w:pPr>
-      <w:bookmarkStart w:id="0" w:name="_GoBack"/>
-      <w:bookmarkEnd w:id="0"/>
     </w:p>
     <w:p>
       <w:pPr>
@@ -4726,6 +4724,8 @@
         </w:rPr>
         <w:t>te-Making and Mind Mapping.</w:t>
       </w:r>
+      <w:bookmarkStart w:id="0" w:name="_GoBack"/>
+      <w:bookmarkEnd w:id="0"/>
     </w:p>
     <w:p>
       <w:pPr>
@@ -7019,7 +7019,7 @@
             <w:bCs/>
             <w:noProof/>
           </w:rPr>
-          <w:t>2</w:t>
+          <w:t>4</w:t>
         </w:r>
         <w:r>
           <w:rPr>
@@ -7093,15 +7093,15 @@
         <wp:anchor distT="0" distB="0" distL="114300" distR="114300" simplePos="0" relativeHeight="251662336" behindDoc="0" locked="0" layoutInCell="1" allowOverlap="1">
           <wp:simplePos x="0" y="0"/>
           <wp:positionH relativeFrom="margin">
-            <wp:posOffset>4903942</wp:posOffset>
+            <wp:posOffset>4915535</wp:posOffset>
           </wp:positionH>
           <wp:positionV relativeFrom="margin">
             <wp:posOffset>-715645</wp:posOffset>
           </wp:positionV>
-          <wp:extent cx="1520190" cy="523875"/>
-          <wp:effectExtent l="0" t="0" r="3810" b="9525"/>
+          <wp:extent cx="1569720" cy="551815"/>
+          <wp:effectExtent l="0" t="0" r="0" b="635"/>
           <wp:wrapSquare wrapText="bothSides"/>
-          <wp:docPr id="34" name="Picture 34"/>
+          <wp:docPr id="33" name="Picture 33"/>
           <wp:cNvGraphicFramePr>
             <a:graphicFrameLocks xmlns:a="http://schemas.openxmlformats.org/drawingml/2006/main" noChangeAspect="1"/>
           </wp:cNvGraphicFramePr>
@@ -7109,7 +7109,7 @@
             <a:graphicData uri="http://schemas.openxmlformats.org/drawingml/2006/picture">
               <pic:pic xmlns:pic="http://schemas.openxmlformats.org/drawingml/2006/picture">
                 <pic:nvPicPr>
-                  <pic:cNvPr id="34" name="Screenshot 2026-10-04 100301.png"/>
+                  <pic:cNvPr id="33" name="Screenshot 2026-10-04 100301.png"/>
                   <pic:cNvPicPr/>
                 </pic:nvPicPr>
                 <pic:blipFill>
@@ -7127,7 +7127,7 @@
                 <pic:spPr>
                   <a:xfrm>
                     <a:off x="0" y="0"/>
-                    <a:ext cx="1520190" cy="523875"/>
+                    <a:ext cx="1569720" cy="551815"/>
                   </a:xfrm>
                   <a:prstGeom prst="rect">
                     <a:avLst/>
@@ -7150,7 +7150,7 @@
         <w:noProof/>
       </w:rPr>
       <w:drawing>
-        <wp:anchor distT="0" distB="0" distL="114300" distR="114300" simplePos="0" relativeHeight="251658240" behindDoc="0" locked="0" layoutInCell="1" allowOverlap="1" wp14:anchorId="3D30B1B2" wp14:editId="101DDCA6">
+        <wp:anchor distT="0" distB="0" distL="114300" distR="114300" simplePos="0" relativeHeight="251658240" behindDoc="0" locked="0" layoutInCell="1" allowOverlap="1" wp14:anchorId="6F316EB3" wp14:editId="5670C123">
           <wp:simplePos x="0" y="0"/>
           <wp:positionH relativeFrom="margin">
             <wp:posOffset>-409575</wp:posOffset>
